--- a/documents/recall_notices/RCL-2025-003_Lettuce_Recall.docx
+++ b/documents/recall_notices/RCL-2025-003_Lettuce_Recall.docx
@@ -755,7 +755,7 @@
               <w:bottom w:val="none"/>
               <w:right w:val="none"/>
             </w:tcBorders>
-            <w:shd w:color="DC2626" w:val="solid"/>
+            <w:shd w:color="1B2A4A" w:val="solid"/>
           </w:tcPr>
           <w:p>
             <w:pPr>

--- a/documents/recall_notices/RCL-2025-003_Lettuce_Recall.docx
+++ b/documents/recall_notices/RCL-2025-003_Lettuce_Recall.docx
@@ -2948,7 +2948,7 @@
                 <w:sz w:val="20"/>
                 <w:szCs w:val="20"/>
               </w:rPr>
-              <w:t xml:space="preserve">No single system can answer: 'Which stores received products from lot LOT-FD-2025-0614?' This is the fundamental traceability gap that Project CLARITY's unified data layer will solve.</w:t>
+              <w:t xml:space="preserve">No single system can answer: 'Which stores received products from lot LOT-FD-2025-0614?' This is the fundamental traceability gap that Project Qlarity's unified data layer will solve.</w:t>
             </w:r>
           </w:p>
         </w:tc>

--- a/documents/recall_notices/RCL-2025-003_Lettuce_Recall.docx
+++ b/documents/recall_notices/RCL-2025-003_Lettuce_Recall.docx
@@ -2831,7 +2831,7 @@
                 <w:sz w:val="19"/>
                 <w:szCs w:val="19"/>
               </w:rPr>
-              <w:t xml:space="preserve">Salesforce Commerce</w:t>
+              <w:t xml:space="preserve">Meridian Storefront</w:t>
             </w:r>
           </w:p>
         </w:tc>
